--- a/docs/reference/2026-jun-aug/README.md.docx
+++ b/docs/reference/2026-jun-aug/README.md.docx
@@ -7,7 +7,7 @@
         <w:pStyle w:val="Heading1"/>
         <w:rPr/>
       </w:pPr>
-      <w:bookmarkStart w:colFirst="0" w:colLast="0" w:name="_fzospvgrtfms" w:id="0"/>
+      <w:bookmarkStart w:colFirst="0" w:colLast="0" w:name="_w805wobi74az" w:id="0"/>
       <w:bookmarkEnd w:id="0"/>
       <w:r>
         <w:rPr>
@@ -106,7 +106,7 @@
         <w:pStyle w:val="Heading2"/>
         <w:rPr/>
       </w:pPr>
-      <w:bookmarkStart w:colFirst="0" w:colLast="0" w:name="_n3q7x9aqr68s" w:id="1"/>
+      <w:bookmarkStart w:colFirst="0" w:colLast="0" w:name="_37rdbqc5pnw3" w:id="1"/>
       <w:bookmarkEnd w:id="1"/>
       <w:r>
         <w:rPr>
@@ -402,7 +402,7 @@
         <w:pStyle w:val="Heading2"/>
         <w:rPr/>
       </w:pPr>
-      <w:bookmarkStart w:colFirst="0" w:colLast="0" w:name="_hhnu9lilpyt9" w:id="2"/>
+      <w:bookmarkStart w:colFirst="0" w:colLast="0" w:name="_4iwpn4kjuedx" w:id="2"/>
       <w:bookmarkEnd w:id="2"/>
       <w:r>
         <w:rPr>
@@ -1667,7 +1667,7 @@
         <w:pStyle w:val="Heading2"/>
         <w:rPr/>
       </w:pPr>
-      <w:bookmarkStart w:colFirst="0" w:colLast="0" w:name="_fbpyclvp7b4v" w:id="3"/>
+      <w:bookmarkStart w:colFirst="0" w:colLast="0" w:name="_soc2ews3shcs" w:id="3"/>
       <w:bookmarkEnd w:id="3"/>
       <w:r>
         <w:rPr>
@@ -1888,7 +1888,7 @@
         <w:pStyle w:val="Heading2"/>
         <w:rPr/>
       </w:pPr>
-      <w:bookmarkStart w:colFirst="0" w:colLast="0" w:name="_aerdg5ow0nz" w:id="4"/>
+      <w:bookmarkStart w:colFirst="0" w:colLast="0" w:name="_2emir2rrxn6s" w:id="4"/>
       <w:bookmarkEnd w:id="4"/>
       <w:r>
         <w:rPr>
@@ -1904,6 +1904,7 @@
           <w:numId w:val="1"/>
         </w:numPr>
         <w:ind w:left="720" w:hanging="360"/>
+        <w:rPr/>
       </w:pPr>
       <w:r>
         <w:rPr>
@@ -1919,6 +1920,7 @@
           <w:numId w:val="1"/>
         </w:numPr>
         <w:ind w:left="720" w:hanging="360"/>
+        <w:rPr/>
       </w:pPr>
       <w:r>
         <w:rPr>
@@ -1948,6 +1950,7 @@
           <w:numId w:val="1"/>
         </w:numPr>
         <w:ind w:left="720" w:hanging="360"/>
+        <w:rPr/>
       </w:pPr>
       <w:r>
         <w:rPr>
@@ -1963,6 +1966,7 @@
           <w:numId w:val="1"/>
         </w:numPr>
         <w:ind w:left="720" w:hanging="360"/>
+        <w:rPr/>
       </w:pPr>
       <w:r>
         <w:rPr>
@@ -1978,6 +1982,7 @@
           <w:numId w:val="1"/>
         </w:numPr>
         <w:ind w:left="720" w:hanging="360"/>
+        <w:rPr/>
       </w:pPr>
       <w:r>
         <w:rPr>
@@ -1991,7 +1996,7 @@
         <w:pStyle w:val="Heading2"/>
         <w:rPr/>
       </w:pPr>
-      <w:bookmarkStart w:colFirst="0" w:colLast="0" w:name="_u7jef2gm72f2" w:id="5"/>
+      <w:bookmarkStart w:colFirst="0" w:colLast="0" w:name="_g8ga7t1nx4wx" w:id="5"/>
       <w:bookmarkEnd w:id="5"/>
       <w:r>
         <w:rPr>
